--- a/courts/eleventh-circuit/alabama/state/supreme-court/brief-on-the-merits/usage/OUTPUT-brief-on-the-merits.docx
+++ b/courts/eleventh-circuit/alabama/state/supreme-court/brief-on-the-merits/usage/OUTPUT-brief-on-the-merits.docx
@@ -583,9 +583,7 @@
         <w:t xml:space="preserve"> </w:t>
       </w:r>
       <w:r>
-        <w:t xml:space="preserve">551</w:t>
-        <w:noBreakHyphen/>
-        <w:t xml:space="preserve">2671</w:t>
+        <w:t xml:space="preserve">551-⁠2671</w:t>
       </w:r>
     </w:p>
     <w:p>
@@ -1258,11 +1256,7 @@
         <w:t xml:space="preserve"> </w:t>
       </w:r>
       <w:r>
-        <w:t xml:space="preserve">25</w:t>
-        <w:noBreakHyphen/>
-        <w:t xml:space="preserve">4</w:t>
-        <w:noBreakHyphen/>
-        <w:t xml:space="preserve">118</w:t>
+        <w:t xml:space="preserve">25-⁠4-⁠118</w:t>
       </w:r>
       <w:r>
         <w:t xml:space="preserve"> </w:t>
@@ -1286,11 +1280,7 @@
         <w:t xml:space="preserve"> </w:t>
       </w:r>
       <w:r>
-        <w:t xml:space="preserve">36</w:t>
-        <w:noBreakHyphen/>
-        <w:t xml:space="preserve">13</w:t>
-        <w:noBreakHyphen/>
-        <w:t xml:space="preserve">8</w:t>
+        <w:t xml:space="preserve">36-⁠13-⁠8</w:t>
       </w:r>
       <w:r>
         <w:t xml:space="preserve"> </w:t>
@@ -3916,11 +3906,7 @@
         <w:t xml:space="preserve"> </w:t>
       </w:r>
       <w:r>
-        <w:t xml:space="preserve">CV</w:t>
-        <w:noBreakHyphen/>
-        <w:t xml:space="preserve">2021</w:t>
-        <w:noBreakHyphen/>
-        <w:t xml:space="preserve">4507</w:t>
+        <w:t xml:space="preserve">CV-⁠2021-⁠4507</w:t>
       </w:r>
       <w:r>
         <w:t xml:space="preserve"> </w:t>
@@ -4989,9 +4975,7 @@
         <w:t xml:space="preserve"> </w:t>
       </w:r>
       <w:r>
-        <w:t xml:space="preserve">21-CVH07</w:t>
-        <w:noBreakHyphen/>
-        <w:t xml:space="preserve">4469</w:t>
+        <w:t xml:space="preserve">21-CVH07-⁠4469</w:t>
       </w:r>
       <w:r>
         <w:t xml:space="preserve"> </w:t>
@@ -5126,11 +5110,7 @@
         <w:t xml:space="preserve"> </w:t>
       </w:r>
       <w:r>
-        <w:t xml:space="preserve">24-C</w:t>
-        <w:noBreakHyphen/>
-        <w:t xml:space="preserve">21</w:t>
-        <w:noBreakHyphen/>
-        <w:t xml:space="preserve">02988</w:t>
+        <w:t xml:space="preserve">24-C-⁠21-⁠02988</w:t>
       </w:r>
       <w:r>
         <w:t xml:space="preserve"> </w:t>
@@ -6005,11 +5985,7 @@
         <w:t xml:space="preserve"> </w:t>
       </w:r>
       <w:r>
-        <w:t xml:space="preserve">24-C</w:t>
-        <w:noBreakHyphen/>
-        <w:t xml:space="preserve">21</w:t>
-        <w:noBreakHyphen/>
-        <w:t xml:space="preserve">02999</w:t>
+        <w:t xml:space="preserve">24-C-⁠21-⁠02999</w:t>
       </w:r>
       <w:r>
         <w:t xml:space="preserve"> </w:t>
@@ -6178,9 +6154,7 @@
         <w:t xml:space="preserve"> </w:t>
       </w:r>
       <w:r>
-        <w:t xml:space="preserve">1175</w:t>
-        <w:noBreakHyphen/>
-        <w:t xml:space="preserve">1176</w:t>
+        <w:t xml:space="preserve">1175-⁠1176</w:t>
       </w:r>
       <w:r>
         <w:t xml:space="preserve"> </w:t>
@@ -7752,11 +7726,7 @@
         <w:t xml:space="preserve"> </w:t>
       </w:r>
       <w:r>
-        <w:t xml:space="preserve">CV</w:t>
-        <w:noBreakHyphen/>
-        <w:t xml:space="preserve">21</w:t>
-        <w:noBreakHyphen/>
-        <w:t xml:space="preserve">1703</w:t>
+        <w:t xml:space="preserve">CV-⁠21-⁠1703</w:t>
       </w:r>
       <w:r>
         <w:t xml:space="preserve"> </w:t>
@@ -9296,11 +9266,7 @@
         <w:t xml:space="preserve"> </w:t>
       </w:r>
       <w:r>
-        <w:t xml:space="preserve">12</w:t>
-        <w:noBreakHyphen/>
-        <w:t xml:space="preserve">11</w:t>
-        <w:noBreakHyphen/>
-        <w:t xml:space="preserve">30</w:t>
+        <w:t xml:space="preserve">12-⁠11-⁠30</w:t>
       </w:r>
       <w:r>
         <w:t xml:space="preserve"> </w:t>
@@ -9352,11 +9318,7 @@
         <w:t xml:space="preserve"> </w:t>
       </w:r>
       <w:r>
-        <w:t xml:space="preserve">12</w:t>
-        <w:noBreakHyphen/>
-        <w:t xml:space="preserve">2</w:t>
-        <w:noBreakHyphen/>
-        <w:t xml:space="preserve">7</w:t>
+        <w:t xml:space="preserve">12-⁠2-⁠7</w:t>
       </w:r>
       <w:r>
         <w:t xml:space="preserve">   </w:t>
@@ -9390,11 +9352,7 @@
         <w:t xml:space="preserve"> </w:t>
       </w:r>
       <w:r>
-        <w:t xml:space="preserve">25</w:t>
-        <w:noBreakHyphen/>
-        <w:t xml:space="preserve">4</w:t>
-        <w:noBreakHyphen/>
-        <w:t xml:space="preserve">1</w:t>
+        <w:t xml:space="preserve">25-⁠4-⁠1</w:t>
       </w:r>
       <w:r>
         <w:t xml:space="preserve"> </w:t>
@@ -9446,11 +9404,7 @@
         <w:t xml:space="preserve"> </w:t>
       </w:r>
       <w:r>
-        <w:t xml:space="preserve">25</w:t>
-        <w:noBreakHyphen/>
-        <w:t xml:space="preserve">4</w:t>
-        <w:noBreakHyphen/>
-        <w:t xml:space="preserve">110</w:t>
+        <w:t xml:space="preserve">25-⁠4-⁠110</w:t>
       </w:r>
       <w:r>
         <w:t xml:space="preserve">   </w:t>
@@ -9490,11 +9444,7 @@
         <w:t xml:space="preserve"> </w:t>
       </w:r>
       <w:r>
-        <w:t xml:space="preserve">25</w:t>
-        <w:noBreakHyphen/>
-        <w:t xml:space="preserve">4</w:t>
-        <w:noBreakHyphen/>
-        <w:t xml:space="preserve">118</w:t>
+        <w:t xml:space="preserve">25-⁠4-⁠118</w:t>
       </w:r>
       <w:r>
         <w:t xml:space="preserve">   </w:t>
@@ -9534,11 +9484,7 @@
         <w:t xml:space="preserve"> </w:t>
       </w:r>
       <w:r>
-        <w:t xml:space="preserve">36</w:t>
-        <w:noBreakHyphen/>
-        <w:t xml:space="preserve">13</w:t>
-        <w:noBreakHyphen/>
-        <w:t xml:space="preserve">8</w:t>
+        <w:t xml:space="preserve">36-⁠13-⁠8</w:t>
       </w:r>
       <w:r>
         <w:t xml:space="preserve">   </w:t>
@@ -9710,11 +9656,7 @@
         <w:t xml:space="preserve"> </w:t>
       </w:r>
       <w:r>
-        <w:t xml:space="preserve">11</w:t>
-        <w:noBreakHyphen/>
-        <w:t xml:space="preserve">10</w:t>
-        <w:noBreakHyphen/>
-        <w:t xml:space="preserve">102</w:t>
+        <w:t xml:space="preserve">11-⁠10-⁠102</w:t>
       </w:r>
       <w:r>
         <w:t xml:space="preserve">   </w:t>
@@ -9760,11 +9702,7 @@
         <w:t xml:space="preserve"> </w:t>
       </w:r>
       <w:r>
-        <w:t xml:space="preserve">11</w:t>
-        <w:noBreakHyphen/>
-        <w:t xml:space="preserve">10</w:t>
-        <w:noBreakHyphen/>
-        <w:t xml:space="preserve">312</w:t>
+        <w:t xml:space="preserve">11-⁠10-⁠312</w:t>
       </w:r>
       <w:r>
         <w:t xml:space="preserve">   </w:t>
@@ -9828,9 +9766,7 @@
         <w:t xml:space="preserve"> </w:t>
       </w:r>
       <w:r>
-        <w:t xml:space="preserve">8</w:t>
-        <w:noBreakHyphen/>
-        <w:t xml:space="preserve">310</w:t>
+        <w:t xml:space="preserve">8-⁠310</w:t>
       </w:r>
       <w:r>
         <w:t xml:space="preserve">   </w:t>
@@ -9876,9 +9812,7 @@
         <w:t xml:space="preserve"> </w:t>
       </w:r>
       <w:r>
-        <w:t xml:space="preserve">4</w:t>
-        <w:noBreakHyphen/>
-        <w:t xml:space="preserve">313</w:t>
+        <w:t xml:space="preserve">4-⁠313</w:t>
       </w:r>
       <w:r>
         <w:t xml:space="preserve">   </w:t>
@@ -9924,9 +9858,7 @@
         <w:t xml:space="preserve"> </w:t>
       </w:r>
       <w:r>
-        <w:t xml:space="preserve">1</w:t>
-        <w:noBreakHyphen/>
-        <w:t xml:space="preserve">103</w:t>
+        <w:t xml:space="preserve">1-⁠103</w:t>
       </w:r>
       <w:r>
         <w:t xml:space="preserve">   </w:t>
@@ -10200,9 +10132,7 @@
         <w:t xml:space="preserve"> </w:t>
       </w:r>
       <w:r>
-        <w:t xml:space="preserve">16</w:t>
-        <w:noBreakHyphen/>
-        <w:t xml:space="preserve">20,</w:t>
+        <w:t xml:space="preserve">16-⁠20,</w:t>
       </w:r>
       <w:r>
         <w:t xml:space="preserve"> </w:t>
@@ -10457,19 +10387,7 @@
         <w:pStyle w:val="BodyText"/>
       </w:pPr>
       <w:r>
-        <w:t xml:space="preserve">Pursuant to Alabama Code §12</w:t>
-      </w:r>
-      <w:r>
-        <w:noBreakHyphen/>
-      </w:r>
-      <w:r>
-        <w:t xml:space="preserve">2</w:t>
-      </w:r>
-      <w:r>
-        <w:noBreakHyphen/>
-      </w:r>
-      <w:r>
-        <w:t xml:space="preserve">7</w:t>
+        <w:t xml:space="preserve">Pursuant to Alabama Code §12-⁠2-⁠7</w:t>
       </w:r>
       <w:r>
         <w:t xml:space="preserve"> </w:t>
@@ -10549,19 +10467,7 @@
         <w:pStyle w:val="BodyText"/>
       </w:pPr>
       <w:r>
-        <w:t xml:space="preserve">A complaint, a Motion for a Preliminary Injunction, and a supporting memorandum of law was filed on August 10, 2021. App. 1</w:t>
-      </w:r>
-      <w:r>
-        <w:noBreakHyphen/>
-      </w:r>
-      <w:r>
-        <w:t xml:space="preserve">97. On August 19, 2021, the circuit court entered an order setting a status conference. App. 101. On August 23, 2021, Plaintiffs filed a motion seeking to have the hearing on the preliminary injunction motion either at or before the status conference. App. 103. On August 24, 2021, Plaintiffs filed a supplemental statement in further support of their prior motions. App. 110</w:t>
-      </w:r>
-      <w:r>
-        <w:noBreakHyphen/>
-      </w:r>
-      <w:r>
-        <w:t xml:space="preserve">166.</w:t>
+        <w:t xml:space="preserve">A complaint, a Motion for a Preliminary Injunction, and a supporting memorandum of law was filed on August 10, 2021. App. 1-⁠97. On August 19, 2021, the circuit court entered an order setting a status conference. App. 101. On August 23, 2021, Plaintiffs filed a motion seeking to have the hearing on the preliminary injunction motion either at or before the status conference. App. 103. On August 24, 2021, Plaintiffs filed a supplemental statement in further support of their prior motions. App. 110-⁠166.</w:t>
       </w:r>
     </w:p>
     <w:p>
@@ -10577,13 +10483,7 @@
         <w:pStyle w:val="BodyText"/>
       </w:pPr>
       <w:r>
-        <w:t xml:space="preserve">On September 8, 2021, the court heard arguments on the motion to dismiss and the Motion for a Preliminary Injunction. On September 10, 2021, Plaintiffs filed a submission showing that their case was not moot. App. 320</w:t>
-      </w:r>
-      <w:r>
-        <w:noBreakHyphen/>
-      </w:r>
-      <w:r>
-        <w:t xml:space="preserve">325. On September 13, 2021, the court entered an order denying the Motion for a Preliminary Injunction and dismissing Plaintiffs’ case. App. 326.</w:t>
+        <w:t xml:space="preserve">On September 8, 2021, the court heard arguments on the motion to dismiss and the Motion for a Preliminary Injunction. On September 10, 2021, Plaintiffs filed a submission showing that their case was not moot. App. 320-⁠325. On September 13, 2021, the court entered an order denying the Motion for a Preliminary Injunction and dismissing Plaintiffs’ case. App. 326.</w:t>
       </w:r>
     </w:p>
     <w:p>
@@ -10657,37 +10557,13 @@
         <w:pStyle w:val="BodyText"/>
       </w:pPr>
       <w:r>
-        <w:t xml:space="preserve">1. When read together, do Ala. Code 25</w:t>
-      </w:r>
-      <w:r>
-        <w:noBreakHyphen/>
-      </w:r>
-      <w:r>
-        <w:t xml:space="preserve">4</w:t>
-      </w:r>
-      <w:r>
-        <w:noBreakHyphen/>
-      </w:r>
-      <w:r>
-        <w:t xml:space="preserve">118</w:t>
-      </w:r>
-      <w:r>
-        <w:t xml:space="preserve"> </w:t>
-      </w:r>
-      <w:r>
-        <w:t xml:space="preserve">and Ala. Code 36</w:t>
-      </w:r>
-      <w:r>
-        <w:noBreakHyphen/>
-      </w:r>
-      <w:r>
-        <w:t xml:space="preserve">13</w:t>
-      </w:r>
-      <w:r>
-        <w:noBreakHyphen/>
-      </w:r>
-      <w:r>
-        <w:t xml:space="preserve">8</w:t>
+        <w:t xml:space="preserve">1. When read together, do Ala. Code 25-⁠4-⁠118</w:t>
+      </w:r>
+      <w:r>
+        <w:t xml:space="preserve"> </w:t>
+      </w:r>
+      <w:r>
+        <w:t xml:space="preserve">and Ala. Code 36-⁠13-⁠8</w:t>
       </w:r>
       <w:r>
         <w:t xml:space="preserve"> </w:t>
@@ -10701,37 +10577,13 @@
         <w:pStyle w:val="BodyText"/>
       </w:pPr>
       <w:r>
-        <w:t xml:space="preserve">2. Are the Defendants protected from being required to exercise the duty created by 25</w:t>
-      </w:r>
-      <w:r>
-        <w:noBreakHyphen/>
-      </w:r>
-      <w:r>
-        <w:t xml:space="preserve">4</w:t>
-      </w:r>
-      <w:r>
-        <w:noBreakHyphen/>
-      </w:r>
-      <w:r>
-        <w:t xml:space="preserve">118</w:t>
-      </w:r>
-      <w:r>
-        <w:t xml:space="preserve"> </w:t>
-      </w:r>
-      <w:r>
-        <w:t xml:space="preserve">and 36</w:t>
-      </w:r>
-      <w:r>
-        <w:noBreakHyphen/>
-      </w:r>
-      <w:r>
-        <w:t xml:space="preserve">13</w:t>
-      </w:r>
-      <w:r>
-        <w:noBreakHyphen/>
-      </w:r>
-      <w:r>
-        <w:t xml:space="preserve">8</w:t>
+        <w:t xml:space="preserve">2. Are the Defendants protected from being required to exercise the duty created by 25-⁠4-⁠118</w:t>
+      </w:r>
+      <w:r>
+        <w:t xml:space="preserve"> </w:t>
+      </w:r>
+      <w:r>
+        <w:t xml:space="preserve">and 36-⁠13-⁠8</w:t>
       </w:r>
       <w:r>
         <w:t xml:space="preserve"> </w:t>
@@ -11073,13 +10925,7 @@
         <w:t xml:space="preserve">L.L.C. v. Adkins</w:t>
       </w:r>
       <w:r>
-        <w:t xml:space="preserve">, 12 So. 3d 1173, 1175</w:t>
-      </w:r>
-      <w:r>
-        <w:noBreakHyphen/>
-      </w:r>
-      <w:r>
-        <w:t xml:space="preserve">1176 (Ala. 2008) (citations omitted).</w:t>
+        <w:t xml:space="preserve">, 12 So. 3d 1173, 1175-⁠1176 (Ala. 2008) (citations omitted).</w:t>
       </w:r>
     </w:p>
     <w:p>
@@ -11145,37 +10991,13 @@
         <w:pStyle w:val="BodyText"/>
       </w:pPr>
       <w:r>
-        <w:t xml:space="preserve">The single operative question in this case is: When read together, do Ala. Code 25</w:t>
-      </w:r>
-      <w:r>
-        <w:noBreakHyphen/>
-      </w:r>
-      <w:r>
-        <w:t xml:space="preserve">4</w:t>
-      </w:r>
-      <w:r>
-        <w:noBreakHyphen/>
-      </w:r>
-      <w:r>
-        <w:t xml:space="preserve">118</w:t>
-      </w:r>
-      <w:r>
-        <w:t xml:space="preserve"> </w:t>
-      </w:r>
-      <w:r>
-        <w:t xml:space="preserve">and Ala. Code 36</w:t>
-      </w:r>
-      <w:r>
-        <w:noBreakHyphen/>
-      </w:r>
-      <w:r>
-        <w:t xml:space="preserve">13</w:t>
-      </w:r>
-      <w:r>
-        <w:noBreakHyphen/>
-      </w:r>
-      <w:r>
-        <w:t xml:space="preserve">8</w:t>
+        <w:t xml:space="preserve">The single operative question in this case is: When read together, do Ala. Code 25-⁠4-⁠118</w:t>
+      </w:r>
+      <w:r>
+        <w:t xml:space="preserve"> </w:t>
+      </w:r>
+      <w:r>
+        <w:t xml:space="preserve">and Ala. Code 36-⁠13-⁠8</w:t>
       </w:r>
       <w:r>
         <w:t xml:space="preserve"> </w:t>
@@ -11741,11 +11563,7 @@
           <w:b/>
           <w:bCs/>
         </w:rPr>
-        <w:t xml:space="preserve">25</w:t>
-        <w:noBreakHyphen/>
-        <w:t xml:space="preserve">4</w:t>
-        <w:noBreakHyphen/>
-        <w:t xml:space="preserve">118</w:t>
+        <w:t xml:space="preserve">25-⁠4-⁠118</w:t>
       </w:r>
       <w:r>
         <w:rPr>
@@ -11801,11 +11619,7 @@
           <w:b/>
           <w:bCs/>
         </w:rPr>
-        <w:t xml:space="preserve">36</w:t>
-        <w:noBreakHyphen/>
-        <w:t xml:space="preserve">13</w:t>
-        <w:noBreakHyphen/>
-        <w:t xml:space="preserve">8</w:t>
+        <w:t xml:space="preserve">36-⁠13-⁠8</w:t>
       </w:r>
       <w:r>
         <w:rPr>
@@ -12387,19 +12201,7 @@
         <w:pStyle w:val="BodyText"/>
       </w:pPr>
       <w:r>
-        <w:t xml:space="preserve">This Court has the power to grant the relief the plaintiffs seek. The Court has jurisdiction over this matter under Ala. Code §§12</w:t>
-      </w:r>
-      <w:r>
-        <w:noBreakHyphen/>
-      </w:r>
-      <w:r>
-        <w:t xml:space="preserve">11</w:t>
-      </w:r>
-      <w:r>
-        <w:noBreakHyphen/>
-      </w:r>
-      <w:r>
-        <w:t xml:space="preserve">30</w:t>
+        <w:t xml:space="preserve">This Court has the power to grant the relief the plaintiffs seek. The Court has jurisdiction over this matter under Ala. Code §§12-⁠11-⁠30</w:t>
       </w:r>
       <w:r>
         <w:t xml:space="preserve"> </w:t>
@@ -12486,19 +12288,7 @@
         <w:pStyle w:val="BodyText"/>
       </w:pPr>
       <w:r>
-        <w:t xml:space="preserve">As Governor, Defendant Ivey is the chief executive and has the overall responsibilities set out in Ala. Code 36</w:t>
-      </w:r>
-      <w:r>
-        <w:noBreakHyphen/>
-      </w:r>
-      <w:r>
-        <w:t xml:space="preserve">13</w:t>
-      </w:r>
-      <w:r>
-        <w:noBreakHyphen/>
-      </w:r>
-      <w:r>
-        <w:t xml:space="preserve">8</w:t>
+        <w:t xml:space="preserve">As Governor, Defendant Ivey is the chief executive and has the overall responsibilities set out in Ala. Code 36-⁠13-⁠8</w:t>
       </w:r>
       <w:r>
         <w:t xml:space="preserve"> </w:t>
@@ -12603,19 +12393,7 @@
         <w:pStyle w:val="BodyText"/>
       </w:pPr>
       <w:r>
-        <w:t xml:space="preserve">Defendants’ early termination of all forms of pandemic unemployment compensation benefits violates Ala. Code 25</w:t>
-      </w:r>
-      <w:r>
-        <w:noBreakHyphen/>
-      </w:r>
-      <w:r>
-        <w:t xml:space="preserve">4</w:t>
-      </w:r>
-      <w:r>
-        <w:noBreakHyphen/>
-      </w:r>
-      <w:r>
-        <w:t xml:space="preserve">118,</w:t>
+        <w:t xml:space="preserve">Defendants’ early termination of all forms of pandemic unemployment compensation benefits violates Ala. Code 25-⁠4-⁠118,</w:t>
       </w:r>
       <w:r>
         <w:t xml:space="preserve"> </w:t>
@@ -12629,19 +12407,7 @@
         <w:pStyle w:val="BodyText"/>
       </w:pPr>
       <w:r>
-        <w:t xml:space="preserve">The language of the Maryland statute is almost identical to Ala. Code 25</w:t>
-      </w:r>
-      <w:r>
-        <w:noBreakHyphen/>
-      </w:r>
-      <w:r>
-        <w:t xml:space="preserve">4</w:t>
-      </w:r>
-      <w:r>
-        <w:noBreakHyphen/>
-      </w:r>
-      <w:r>
-        <w:t xml:space="preserve">118.</w:t>
+        <w:t xml:space="preserve">The language of the Maryland statute is almost identical to Ala. Code 25-⁠4-⁠118.</w:t>
       </w:r>
       <w:r>
         <w:t xml:space="preserve"> </w:t>
@@ -12682,19 +12448,7 @@
         <w:t xml:space="preserve">D.A. v. Hogan</w:t>
       </w:r>
       <w:r>
-        <w:t xml:space="preserve">, case no 24-C</w:t>
-      </w:r>
-      <w:r>
-        <w:noBreakHyphen/>
-      </w:r>
-      <w:r>
-        <w:t xml:space="preserve">21</w:t>
-      </w:r>
-      <w:r>
-        <w:noBreakHyphen/>
-      </w:r>
-      <w:r>
-        <w:t xml:space="preserve">02988 (Cir. Ct. for Baltimore City), and</w:t>
+        <w:t xml:space="preserve">, case no 24-C-⁠21-⁠02988 (Cir. Ct. for Baltimore City), and</w:t>
       </w:r>
       <w:r>
         <w:t xml:space="preserve"> </w:t>
@@ -12707,19 +12461,7 @@
         <w:t xml:space="preserve">Harp v. Hogan</w:t>
       </w:r>
       <w:r>
-        <w:t xml:space="preserve">, case no 24-C</w:t>
-      </w:r>
-      <w:r>
-        <w:noBreakHyphen/>
-      </w:r>
-      <w:r>
-        <w:t xml:space="preserve">21</w:t>
-      </w:r>
-      <w:r>
-        <w:noBreakHyphen/>
-      </w:r>
-      <w:r>
-        <w:t xml:space="preserve">02999 (Cir. Ct. for Baltimore City), a Maryland trial court issued a joint opinion, a copy of which is attached to Plaintiffs’ memorandum in support of their motion for a preliminary injunction, finding that:</w:t>
+        <w:t xml:space="preserve">, case no 24-C-⁠21-⁠02999 (Cir. Ct. for Baltimore City), a Maryland trial court issued a joint opinion, a copy of which is attached to Plaintiffs’ memorandum in support of their motion for a preliminary injunction, finding that:</w:t>
       </w:r>
     </w:p>
     <w:p>
@@ -12735,19 +12477,7 @@
         <w:pStyle w:val="BodyText"/>
       </w:pPr>
       <w:r>
-        <w:t xml:space="preserve">The court reached this conclusion by looking at dictionary definitions of “cooperate” showing that it entails working together for a common end. In Maryland, statutory language showed the common end to involve protection against “economic insecurity” caused by unemployment. In Alabama, the same common end is set forth even more clearly. Alabama passed the Unemployment Compensation Act, Ala. Code 25</w:t>
-      </w:r>
-      <w:r>
-        <w:noBreakHyphen/>
-      </w:r>
-      <w:r>
-        <w:t xml:space="preserve">4</w:t>
-      </w:r>
-      <w:r>
-        <w:noBreakHyphen/>
-      </w:r>
-      <w:r>
-        <w:t xml:space="preserve">1 et seq.,</w:t>
+        <w:t xml:space="preserve">The court reached this conclusion by looking at dictionary definitions of “cooperate” showing that it entails working together for a common end. In Maryland, statutory language showed the common end to involve protection against “economic insecurity” caused by unemployment. In Alabama, the same common end is set forth even more clearly. Alabama passed the Unemployment Compensation Act, Ala. Code 25-⁠4-⁠1 et seq.,</w:t>
       </w:r>
       <w:r>
         <w:t xml:space="preserve"> </w:t>
@@ -12835,19 +12565,7 @@
         <w:pStyle w:val="BodyText"/>
       </w:pPr>
       <w:r>
-        <w:t xml:space="preserve">In Oklahoma, a court relied on the language of a statute much like Ala. Code 25</w:t>
-      </w:r>
-      <w:r>
-        <w:noBreakHyphen/>
-      </w:r>
-      <w:r>
-        <w:t xml:space="preserve">4</w:t>
-      </w:r>
-      <w:r>
-        <w:noBreakHyphen/>
-      </w:r>
-      <w:r>
-        <w:t xml:space="preserve">118,</w:t>
+        <w:t xml:space="preserve">In Oklahoma, a court relied on the language of a statute much like Ala. Code 25-⁠4-⁠118,</w:t>
       </w:r>
       <w:r>
         <w:t xml:space="preserve"> </w:t>
@@ -12892,19 +12610,7 @@
         <w:t xml:space="preserve">Zumwalt</w:t>
       </w:r>
       <w:r>
-        <w:t xml:space="preserve">, case no. CV</w:t>
-      </w:r>
-      <w:r>
-        <w:noBreakHyphen/>
-      </w:r>
-      <w:r>
-        <w:t xml:space="preserve">21</w:t>
-      </w:r>
-      <w:r>
-        <w:noBreakHyphen/>
-      </w:r>
-      <w:r>
-        <w:t xml:space="preserve">1703 (Dist. Ct. of Oklahoma Co., Okl., Aug. 9, 2021). The court noted that the legislature set the policy on unemployment compensation benefits, and that the primary role of the governor and his agents was the “faithful execution of the law”.</w:t>
+        <w:t xml:space="preserve">, case no. CV-⁠21-⁠1703 (Dist. Ct. of Oklahoma Co., Okl., Aug. 9, 2021). The court noted that the legislature set the policy on unemployment compensation benefits, and that the primary role of the governor and his agents was the “faithful execution of the law”.</w:t>
       </w:r>
     </w:p>
     <w:p>
@@ -12965,13 +12671,7 @@
         <w:t xml:space="preserve"> </w:t>
       </w:r>
       <w:r>
-        <w:t xml:space="preserve">and another much like Oklahoma’s section 1</w:t>
-      </w:r>
-      <w:r>
-        <w:noBreakHyphen/>
-      </w:r>
-      <w:r>
-        <w:t xml:space="preserve">103,</w:t>
+        <w:t xml:space="preserve">and another much like Oklahoma’s section 1-⁠103,</w:t>
       </w:r>
       <w:r>
         <w:t xml:space="preserve"> </w:t>
@@ -13010,19 +12710,7 @@
         <w:t xml:space="preserve">v. Hutchison</w:t>
       </w:r>
       <w:r>
-        <w:t xml:space="preserve">, case no. CV</w:t>
-      </w:r>
-      <w:r>
-        <w:noBreakHyphen/>
-      </w:r>
-      <w:r>
-        <w:t xml:space="preserve">2021</w:t>
-      </w:r>
-      <w:r>
-        <w:noBreakHyphen/>
-      </w:r>
-      <w:r>
-        <w:t xml:space="preserve">4507 (Cir. Ct. of Pulaski Co., Ark., Jul. 28, 2021).</w:t>
+        <w:t xml:space="preserve">, case no. CV-⁠2021-⁠4507 (Cir. Ct. of Pulaski Co., Ark., Jul. 28, 2021).</w:t>
       </w:r>
     </w:p>
     <w:p>
@@ -13092,19 +12780,7 @@
         <w:pStyle w:val="BodyText"/>
       </w:pPr>
       <w:r>
-        <w:t xml:space="preserve">Contrary to Defendant’s assertion in their Motion to Dismiss, Plaintiffs’ reading of section 25</w:t>
-      </w:r>
-      <w:r>
-        <w:noBreakHyphen/>
-      </w:r>
-      <w:r>
-        <w:t xml:space="preserve">4</w:t>
-      </w:r>
-      <w:r>
-        <w:noBreakHyphen/>
-      </w:r>
-      <w:r>
-        <w:t xml:space="preserve">118(a)</w:t>
+        <w:t xml:space="preserve">Contrary to Defendant’s assertion in their Motion to Dismiss, Plaintiffs’ reading of section 25-⁠4-⁠118(a)</w:t>
       </w:r>
       <w:r>
         <w:t xml:space="preserve"> </w:t>
@@ -13118,37 +12794,13 @@
         <w:pStyle w:val="BodyText"/>
       </w:pPr>
       <w:r>
-        <w:t xml:space="preserve">Similarly, the duty under Ala. Code 25</w:t>
-      </w:r>
-      <w:r>
-        <w:noBreakHyphen/>
-      </w:r>
-      <w:r>
-        <w:t xml:space="preserve">4</w:t>
-      </w:r>
-      <w:r>
-        <w:noBreakHyphen/>
-      </w:r>
-      <w:r>
-        <w:t xml:space="preserve">110</w:t>
-      </w:r>
-      <w:r>
-        <w:t xml:space="preserve"> </w:t>
-      </w:r>
-      <w:r>
-        <w:t xml:space="preserve">to “make every proper effort within his means to oppose and prevent . . . substantial federalization of state unemployment compensation funds or the state employment security program” does not authorize Defendants to decide that remaining or reentering the federal pandemic programs would improperly “entrench the State in federal unemployment programs.” The language of 25</w:t>
-      </w:r>
-      <w:r>
-        <w:noBreakHyphen/>
-      </w:r>
-      <w:r>
-        <w:t xml:space="preserve">4</w:t>
-      </w:r>
-      <w:r>
-        <w:noBreakHyphen/>
-      </w:r>
-      <w:r>
-        <w:t xml:space="preserve">110</w:t>
+        <w:t xml:space="preserve">Similarly, the duty under Ala. Code 25-⁠4-⁠110</w:t>
+      </w:r>
+      <w:r>
+        <w:t xml:space="preserve"> </w:t>
+      </w:r>
+      <w:r>
+        <w:t xml:space="preserve">to “make every proper effort within his means to oppose and prevent . . . substantial federalization of state unemployment compensation funds or the state employment security program” does not authorize Defendants to decide that remaining or reentering the federal pandemic programs would improperly “entrench the State in federal unemployment programs.” The language of 25-⁠4-⁠110</w:t>
       </w:r>
       <w:r>
         <w:t xml:space="preserve"> </w:t>
@@ -13461,17 +13113,7 @@
           <w:i/>
           <w:iCs/>
         </w:rPr>
-        <w:t xml:space="preserve">Unemployment Insurance Program Letter No. 16</w:t>
-      </w:r>
-      <w:r>
-        <w:noBreakHyphen/>
-      </w:r>
-      <w:r>
-        <w:rPr>
-          <w:i/>
-          <w:iCs/>
-        </w:rPr>
-        <w:t xml:space="preserve">20,</w:t>
+        <w:t xml:space="preserve">Unemployment Insurance Program Letter No. 16-⁠20,</w:t>
       </w:r>
       <w:r>
         <w:rPr>
@@ -13488,13 +13130,7 @@
         <w:t xml:space="preserve">Change 6</w:t>
       </w:r>
       <w:r>
-        <w:t xml:space="preserve">, was removed by an email that the U.S. Secretary of Labor’s agents sent Defendants on September 3, 2020. That email, a copy of which is at Appendix 323</w:t>
-      </w:r>
-      <w:r>
-        <w:noBreakHyphen/>
-      </w:r>
-      <w:r>
-        <w:t xml:space="preserve">326, reads:</w:t>
+        <w:t xml:space="preserve">, was removed by an email that the U.S. Secretary of Labor’s agents sent Defendants on September 3, 2020. That email, a copy of which is at Appendix 323-⁠326, reads:</w:t>
       </w:r>
     </w:p>
     <w:p>
@@ -13502,13 +13138,7 @@
         <w:pStyle w:val="XdQuoteOnly"/>
       </w:pPr>
       <w:r>
-        <w:t xml:space="preserve">Some states have reached out to the Department because they are re-considering termination of one or more of the CARES Act UI programs, either voluntarily or in response to a court order. If your state is re-considering its termination of one or more CARES Act programs, please reach out to the Department as soon as possible to discuss the options that may be available to ensure that any changes are made prior to October 6, which is 30 days after the CARES Act programs expire and the last day on which claimants may submit new PUA applications (with limited exceptions as per Section 4.c. and Attachment II to UIPL No. 16</w:t>
-      </w:r>
-      <w:r>
-        <w:noBreakHyphen/>
-      </w:r>
-      <w:r>
-        <w:t xml:space="preserve">20, Change 6). The Department will consider a request to rescind that is submitted in writing and signed by the Governor or their appointed designee. Should the Department agree to having a termination notice be rescinded, the state will need to continue to accept applications and issue payments as if there had been no effective termination. Further, following an accepted rescission, all weeks of unemployment after the earlier termination will be covered under the state’s previously signed implementing agreement and all administrative and benefit costs will be federally funded.</w:t>
+        <w:t xml:space="preserve">Some states have reached out to the Department because they are re-considering termination of one or more of the CARES Act UI programs, either voluntarily or in response to a court order. If your state is re-considering its termination of one or more CARES Act programs, please reach out to the Department as soon as possible to discuss the options that may be available to ensure that any changes are made prior to October 6, which is 30 days after the CARES Act programs expire and the last day on which claimants may submit new PUA applications (with limited exceptions as per Section 4.c. and Attachment II to UIPL No. 16-⁠20, Change 6). The Department will consider a request to rescind that is submitted in writing and signed by the Governor or their appointed designee. Should the Department agree to having a termination notice be rescinded, the state will need to continue to accept applications and issue payments as if there had been no effective termination. Further, following an accepted rescission, all weeks of unemployment after the earlier termination will be covered under the state’s previously signed implementing agreement and all administrative and benefit costs will be federally funded.</w:t>
       </w:r>
     </w:p>
     <w:p>
@@ -14921,37 +14551,13 @@
         <w:pStyle w:val="BodyText"/>
       </w:pPr>
       <w:r>
-        <w:t xml:space="preserve">As outlined in Subsection I above, the Plaintiffs believe the Court will find that reading Ala. Code 25</w:t>
-      </w:r>
-      <w:r>
-        <w:noBreakHyphen/>
-      </w:r>
-      <w:r>
-        <w:t xml:space="preserve">4</w:t>
-      </w:r>
-      <w:r>
-        <w:noBreakHyphen/>
-      </w:r>
-      <w:r>
-        <w:t xml:space="preserve">118</w:t>
-      </w:r>
-      <w:r>
-        <w:t xml:space="preserve"> </w:t>
-      </w:r>
-      <w:r>
-        <w:t xml:space="preserve">and Ala. Code 36</w:t>
-      </w:r>
-      <w:r>
-        <w:noBreakHyphen/>
-      </w:r>
-      <w:r>
-        <w:t xml:space="preserve">13</w:t>
-      </w:r>
-      <w:r>
-        <w:noBreakHyphen/>
-      </w:r>
-      <w:r>
-        <w:t xml:space="preserve">8</w:t>
+        <w:t xml:space="preserve">As outlined in Subsection I above, the Plaintiffs believe the Court will find that reading Ala. Code 25-⁠4-⁠118</w:t>
+      </w:r>
+      <w:r>
+        <w:t xml:space="preserve"> </w:t>
+      </w:r>
+      <w:r>
+        <w:t xml:space="preserve">and Ala. Code 36-⁠13-⁠8</w:t>
       </w:r>
       <w:r>
         <w:t xml:space="preserve"> </w:t>
@@ -15108,19 +14714,7 @@
         <w:t xml:space="preserve">v. Hutchison</w:t>
       </w:r>
       <w:r>
-        <w:t xml:space="preserve">, case no. CV</w:t>
-      </w:r>
-      <w:r>
-        <w:noBreakHyphen/>
-      </w:r>
-      <w:r>
-        <w:t xml:space="preserve">2021</w:t>
-      </w:r>
-      <w:r>
-        <w:noBreakHyphen/>
-      </w:r>
-      <w:r>
-        <w:t xml:space="preserve">4507 (Cir. Ct. of Pulaski Co., Ark., Jul. 28, 2021);</w:t>
+        <w:t xml:space="preserve">, case no. CV-⁠2021-⁠4507 (Cir. Ct. of Pulaski Co., Ark., Jul. 28, 2021);</w:t>
       </w:r>
       <w:r>
         <w:t xml:space="preserve"> </w:t>
@@ -15133,19 +14727,7 @@
         <w:t xml:space="preserve">D.A. v. Hogan</w:t>
       </w:r>
       <w:r>
-        <w:t xml:space="preserve">, case no 24-C</w:t>
-      </w:r>
-      <w:r>
-        <w:noBreakHyphen/>
-      </w:r>
-      <w:r>
-        <w:t xml:space="preserve">21</w:t>
-      </w:r>
-      <w:r>
-        <w:noBreakHyphen/>
-      </w:r>
-      <w:r>
-        <w:t xml:space="preserve">02988 (Cir. Ct. for Baltimore City, Maryland, July 13, 2021) and</w:t>
+        <w:t xml:space="preserve">, case no 24-C-⁠21-⁠02988 (Cir. Ct. for Baltimore City, Maryland, July 13, 2021) and</w:t>
       </w:r>
       <w:r>
         <w:t xml:space="preserve"> </w:t>
@@ -15158,19 +14740,7 @@
         <w:t xml:space="preserve">Harp v. Hogan</w:t>
       </w:r>
       <w:r>
-        <w:t xml:space="preserve">, case no 24-C</w:t>
-      </w:r>
-      <w:r>
-        <w:noBreakHyphen/>
-      </w:r>
-      <w:r>
-        <w:t xml:space="preserve">21</w:t>
-      </w:r>
-      <w:r>
-        <w:noBreakHyphen/>
-      </w:r>
-      <w:r>
-        <w:t xml:space="preserve">02999 (Cir. Ct. for Baltimore City, Maryland, July 13, 2021);</w:t>
+        <w:t xml:space="preserve">, case no 24-C-⁠21-⁠02999 (Cir. Ct. for Baltimore City, Maryland, July 13, 2021);</w:t>
       </w:r>
       <w:r>
         <w:t xml:space="preserve"> </w:t>
@@ -15197,13 +14767,7 @@
         <w:t xml:space="preserve">v. Dewine</w:t>
       </w:r>
       <w:r>
-        <w:t xml:space="preserve">, case no. 21-CVH07</w:t>
-      </w:r>
-      <w:r>
-        <w:noBreakHyphen/>
-      </w:r>
-      <w:r>
-        <w:t xml:space="preserve">4469 (Franklin Co. Ct. of Common Pleas, Ohio, July 29, 2021);</w:t>
+        <w:t xml:space="preserve">, case no. 21-CVH07-⁠4469 (Franklin Co. Ct. of Common Pleas, Ohio, July 29, 2021);</w:t>
       </w:r>
       <w:r>
         <w:t xml:space="preserve"> </w:t>
@@ -15230,19 +14794,7 @@
         <w:t xml:space="preserve">Zunwalt</w:t>
       </w:r>
       <w:r>
-        <w:t xml:space="preserve">, case no. CV</w:t>
-      </w:r>
-      <w:r>
-        <w:noBreakHyphen/>
-      </w:r>
-      <w:r>
-        <w:t xml:space="preserve">21</w:t>
-      </w:r>
-      <w:r>
-        <w:noBreakHyphen/>
-      </w:r>
-      <w:r>
-        <w:t xml:space="preserve">1703 (Dist. Ct. of Oklahoma Co., Oklahoma, Aug. 9, 2021) (copy of all cited cases attached as an appendix).</w:t>
+        <w:t xml:space="preserve">, case no. CV-⁠21-⁠1703 (Dist. Ct. of Oklahoma Co., Oklahoma, Aug. 9, 2021) (copy of all cited cases attached as an appendix).</w:t>
       </w:r>
     </w:p>
     <w:p>
@@ -16535,19 +16087,7 @@
         <w:t xml:space="preserve">D.A. v. Hogan</w:t>
       </w:r>
       <w:r>
-        <w:t xml:space="preserve">, case no 24-C</w:t>
-      </w:r>
-      <w:r>
-        <w:noBreakHyphen/>
-      </w:r>
-      <w:r>
-        <w:t xml:space="preserve">21</w:t>
-      </w:r>
-      <w:r>
-        <w:noBreakHyphen/>
-      </w:r>
-      <w:r>
-        <w:t xml:space="preserve">02988 (Cir. Ct. for Baltimore City, Md.), and</w:t>
+        <w:t xml:space="preserve">, case no 24-C-⁠21-⁠02988 (Cir. Ct. for Baltimore City, Md.), and</w:t>
       </w:r>
       <w:r>
         <w:t xml:space="preserve"> </w:t>
@@ -16560,25 +16100,7 @@
         <w:t xml:space="preserve">Harp v. Hogan</w:t>
       </w:r>
       <w:r>
-        <w:t xml:space="preserve">, case no 24-C</w:t>
-      </w:r>
-      <w:r>
-        <w:noBreakHyphen/>
-      </w:r>
-      <w:r>
-        <w:t xml:space="preserve">21</w:t>
-      </w:r>
-      <w:r>
-        <w:noBreakHyphen/>
-      </w:r>
-      <w:r>
-        <w:t xml:space="preserve">02999 (Cir. Ct. for Baltimore City. Md.), pp. 18</w:t>
-      </w:r>
-      <w:r>
-        <w:noBreakHyphen/>
-      </w:r>
-      <w:r>
-        <w:t xml:space="preserve">20. This Court should make the same finding. Without belaboring the issue, it is clear that this factor weighs in favor of the Plaintiffs.</w:t>
+        <w:t xml:space="preserve">, case no 24-C-⁠21-⁠02999 (Cir. Ct. for Baltimore City. Md.), pp. 18-⁠20. This Court should make the same finding. Without belaboring the issue, it is clear that this factor weighs in favor of the Plaintiffs.</w:t>
       </w:r>
     </w:p>
     <w:p>
@@ -16742,13 +16264,7 @@
         <w:pStyle w:val="BodyText"/>
       </w:pPr>
       <w:r>
-        <w:t xml:space="preserve">The pandemic is not over, and unemployed Alabamians need support while the economy slowly recovers. The public interest in Alabama is served by restoring the available federal pandemic unemployment compensation benefits. Issuance of a preliminary injunction serves the public interest in preventing harm to thousands of unemployed Alabamians who were relying on CARES Act programs to meet their basic needs as they continue their job search, all while stimulating consumer spending and encouraging labor market recovery. Terminating these benefits does not address the real barriers workers face in returning to work: continued health concerns, childcare availability, and the availability of quality jobs that match their skills. Moreover, prematurely cutting off unemployment benefits does not push people back to work, as claimed by Defendants in their press announcement. As shown by several of Plaintiffs’ affidavits, employers do not want to hire overqualified people. App. 17</w:t>
-      </w:r>
-      <w:r>
-        <w:noBreakHyphen/>
-      </w:r>
-      <w:r>
-        <w:t xml:space="preserve">24.</w:t>
+        <w:t xml:space="preserve">The pandemic is not over, and unemployed Alabamians need support while the economy slowly recovers. The public interest in Alabama is served by restoring the available federal pandemic unemployment compensation benefits. Issuance of a preliminary injunction serves the public interest in preventing harm to thousands of unemployed Alabamians who were relying on CARES Act programs to meet their basic needs as they continue their job search, all while stimulating consumer spending and encouraging labor market recovery. Terminating these benefits does not address the real barriers workers face in returning to work: continued health concerns, childcare availability, and the availability of quality jobs that match their skills. Moreover, prematurely cutting off unemployment benefits does not push people back to work, as claimed by Defendants in their press announcement. As shown by several of Plaintiffs’ affidavits, employers do not want to hire overqualified people. App. 17-⁠24.</w:t>
       </w:r>
     </w:p>
     <w:p>
@@ -16768,19 +16284,7 @@
         <w:t xml:space="preserve"> </w:t>
       </w:r>
       <w:r>
-        <w:t xml:space="preserve">Pandemic unemployment compensation benefits provide essential income support to unemployed workers while they search for work and re-enter a slowly reopening labor market. In addition, the rapid spread of COVID</w:t>
-      </w:r>
-      <w:r>
-        <w:noBreakHyphen/>
-      </w:r>
-      <w:r>
-        <w:t xml:space="preserve">19 variants has brought renewed health risks to workers planning to return to work, as well as economic impacts as businesses may again need to scale back operations and reduce their workforce if there are new restrictions. The intensified health risks of new COVID</w:t>
-      </w:r>
-      <w:r>
-        <w:noBreakHyphen/>
-      </w:r>
-      <w:r>
-        <w:t xml:space="preserve">19 surges and the possibility of new restrictions requires the state to continue availing itself of all resources to support jobless Alabamians.</w:t>
+        <w:t xml:space="preserve">Pandemic unemployment compensation benefits provide essential income support to unemployed workers while they search for work and re-enter a slowly reopening labor market. In addition, the rapid spread of COVID-⁠19 variants has brought renewed health risks to workers planning to return to work, as well as economic impacts as businesses may again need to scale back operations and reduce their workforce if there are new restrictions. The intensified health risks of new COVID-⁠19 surges and the possibility of new restrictions requires the state to continue availing itself of all resources to support jobless Alabamians.</w:t>
       </w:r>
     </w:p>
     <w:p>
@@ -16788,13 +16292,7 @@
         <w:pStyle w:val="BodyTextNote"/>
       </w:pPr>
       <w:r>
-        <w:t xml:space="preserve">Despite what the Defendants said on May 10, 2021, prematurely cutting off unemployment insurance benefits does not encourage people to go back to work. As the expert Ethan Daniel Kaplan testified by affidavit, economic research conducted during the pandemic shows that significant changes in unemployment compensation, such as the reduction in FPUC from $600 to $0 and then from $300 to $0 in Alabama and many other states, had minimal impact on job finding rates. App. 305</w:t>
-      </w:r>
-      <w:r>
-        <w:noBreakHyphen/>
-      </w:r>
-      <w:r>
-        <w:t xml:space="preserve">319. In fact, workers who experienced larger increases in unemployment benefits returned to their previous jobs over a similar timeframe as those with smaller increases.</w:t>
+        <w:t xml:space="preserve">Despite what the Defendants said on May 10, 2021, prematurely cutting off unemployment insurance benefits does not encourage people to go back to work. As the expert Ethan Daniel Kaplan testified by affidavit, economic research conducted during the pandemic shows that significant changes in unemployment compensation, such as the reduction in FPUC from $600 to $0 and then from $300 to $0 in Alabama and many other states, had minimal impact on job finding rates. App. 305-⁠319. In fact, workers who experienced larger increases in unemployment benefits returned to their previous jobs over a similar timeframe as those with smaller increases.</w:t>
       </w:r>
       <w:r>
         <w:t xml:space="preserve"> </w:t>
@@ -16846,19 +16344,7 @@
         <w:t xml:space="preserve"> </w:t>
       </w:r>
       <w:r>
-        <w:t xml:space="preserve">Comparisons between states also suggests that premature cut-offs do not encourage employment. Instead, unemployment insurance programs provide critical support to unemployed workers to meet their basic needs as they continue their job search, all while stimulating consumer spending and encouraging labor market recovery. If workers are staying out of the workforce, it is likely due to slow jobs recovery, concerns around COVID</w:t>
-      </w:r>
-      <w:r>
-        <w:noBreakHyphen/>
-      </w:r>
-      <w:r>
-        <w:t xml:space="preserve">19 safety, and childcare and caregiving responsibilities brought on by school closures and COVID</w:t>
-      </w:r>
-      <w:r>
-        <w:noBreakHyphen/>
-      </w:r>
-      <w:r>
-        <w:t xml:space="preserve">19-related illness.</w:t>
+        <w:t xml:space="preserve">Comparisons between states also suggests that premature cut-offs do not encourage employment. Instead, unemployment insurance programs provide critical support to unemployed workers to meet their basic needs as they continue their job search, all while stimulating consumer spending and encouraging labor market recovery. If workers are staying out of the workforce, it is likely due to slow jobs recovery, concerns around COVID-⁠19 safety, and childcare and caregiving responsibilities brought on by school closures and COVID-⁠19-related illness.</w:t>
       </w:r>
     </w:p>
     <w:p>
@@ -17568,9 +17054,7 @@
               <w:t xml:space="preserve"> </w:t>
             </w:r>
             <w:r>
-              <w:t xml:space="preserve">551</w:t>
-              <w:noBreakHyphen/>
-              <w:t xml:space="preserve">2671</w:t>
+              <w:t xml:space="preserve">551-⁠2671</w:t>
             </w:r>
           </w:p>
           <w:p>
@@ -18045,9 +17529,7 @@
               <w:t xml:space="preserve"> </w:t>
             </w:r>
             <w:r>
-              <w:t xml:space="preserve">551</w:t>
-              <w:noBreakHyphen/>
-              <w:t xml:space="preserve">2671</w:t>
+              <w:t xml:space="preserve">551-⁠2671</w:t>
             </w:r>
           </w:p>
           <w:p>
@@ -18480,9 +17962,7 @@
               <w:t xml:space="preserve"> </w:t>
             </w:r>
             <w:r>
-              <w:t xml:space="preserve">551</w:t>
-              <w:noBreakHyphen/>
-              <w:t xml:space="preserve">2671</w:t>
+              <w:t xml:space="preserve">551-⁠2671</w:t>
             </w:r>
           </w:p>
           <w:p>
@@ -19423,7 +18903,7 @@
     <w:qFormat/>
     <w:pPr>
       <w:keepLines/>
-      <w:spacing w:before="0" w:after="168" w:line="336" w:lineRule="exact"/>
+      <w:spacing w:before="28" w:after="168" w:line="336" w:lineRule="exact"/>
       <w:jc w:val="both"/>
     </w:pPr>
     <w:rPr>
